--- a/Отчёты/Отчёт Лаб6.docx
+++ b/Отчёты/Отчёт Лаб6.docx
@@ -349,23 +349,7 @@
           <w:sz w:val="28"/>
           <w:szCs w:val="28"/>
         </w:rPr>
-        <w:t xml:space="preserve">В соответствии с вариантом создать </w:t>
-      </w:r>
-      <w:r>
-        <w:rPr>
-          <w:rFonts w:ascii="Times New Roman" w:hAnsi="Times New Roman" w:cs="Times New Roman"/>
-          <w:sz w:val="28"/>
-          <w:szCs w:val="28"/>
-        </w:rPr>
-        <w:t>функцию, параметрами которой яв</w:t>
-      </w:r>
-      <w:r>
-        <w:rPr>
-          <w:rFonts w:ascii="Times New Roman" w:hAnsi="Times New Roman" w:cs="Times New Roman"/>
-          <w:sz w:val="28"/>
-          <w:szCs w:val="28"/>
-        </w:rPr>
-        <w:t>ляются: одномерный массив и его размерность.</w:t>
+        <w:t>В соответствии с вариантом создать функцию, параметрами которой являются: одномерный массив и его размерность.</w:t>
       </w:r>
     </w:p>
     <w:p>
@@ -461,23 +445,7 @@
           <w:sz w:val="28"/>
           <w:szCs w:val="28"/>
         </w:rPr>
-        <w:t>Оба способа должны различаться: в</w:t>
-      </w:r>
-      <w:r>
-        <w:rPr>
-          <w:rFonts w:ascii="Times New Roman" w:hAnsi="Times New Roman" w:cs="Times New Roman"/>
-          <w:sz w:val="28"/>
-          <w:szCs w:val="28"/>
-        </w:rPr>
-        <w:t>идами записи формальных и факти</w:t>
-      </w:r>
-      <w:r>
-        <w:rPr>
-          <w:rFonts w:ascii="Times New Roman" w:hAnsi="Times New Roman" w:cs="Times New Roman"/>
-          <w:sz w:val="28"/>
-          <w:szCs w:val="28"/>
-        </w:rPr>
-        <w:t>ческих параметров функции, обращением к элементам массива.</w:t>
+        <w:t>Оба способа должны различаться: видами записи формальных и фактических параметров функции, обращением к элементам массива.</w:t>
       </w:r>
     </w:p>
     <w:p>
@@ -501,23 +469,7 @@
           <w:sz w:val="28"/>
           <w:szCs w:val="28"/>
         </w:rPr>
-        <w:t>Можно создать два экземпляра про</w:t>
-      </w:r>
-      <w:r>
-        <w:rPr>
-          <w:rFonts w:ascii="Times New Roman" w:hAnsi="Times New Roman" w:cs="Times New Roman"/>
-          <w:sz w:val="28"/>
-          <w:szCs w:val="28"/>
-        </w:rPr>
-        <w:t>граммы, либо выполнить одну про</w:t>
-      </w:r>
-      <w:r>
-        <w:rPr>
-          <w:rFonts w:ascii="Times New Roman" w:hAnsi="Times New Roman" w:cs="Times New Roman"/>
-          <w:sz w:val="28"/>
-          <w:szCs w:val="28"/>
-        </w:rPr>
-        <w:t>грамму с разными функциями.</w:t>
+        <w:t>Можно создать два экземпляра программы, либо выполнить одну программу с разными функциями.</w:t>
       </w:r>
     </w:p>
     <w:p>
@@ -575,23 +527,7 @@
           <w:sz w:val="28"/>
           <w:szCs w:val="28"/>
         </w:rPr>
-        <w:t>строкам двумерного массива. Элементы д</w:t>
-      </w:r>
-      <w:r>
-        <w:rPr>
-          <w:rFonts w:ascii="Times New Roman" w:hAnsi="Times New Roman" w:cs="Times New Roman"/>
-          <w:sz w:val="28"/>
-          <w:szCs w:val="28"/>
-        </w:rPr>
-        <w:t>вумерного массива задать случай</w:t>
-      </w:r>
-      <w:r>
-        <w:rPr>
-          <w:rFonts w:ascii="Times New Roman" w:hAnsi="Times New Roman" w:cs="Times New Roman"/>
-          <w:sz w:val="28"/>
-          <w:szCs w:val="28"/>
-        </w:rPr>
-        <w:t>ным образом, не забыв вывести их на экран.</w:t>
+        <w:t>строкам двумерного массива. Элементы двумерного массива задать случайным образом, не забыв вывести их на экран.</w:t>
       </w:r>
     </w:p>
     <w:p>
@@ -649,23 +585,7 @@
           <w:sz w:val="28"/>
           <w:szCs w:val="28"/>
         </w:rPr>
-        <w:t xml:space="preserve"> и количеством положительных элементов одномерного</w:t>
-      </w:r>
-      <w:r>
-        <w:rPr>
-          <w:rFonts w:ascii="Times New Roman" w:hAnsi="Times New Roman" w:cs="Times New Roman"/>
-          <w:sz w:val="28"/>
-          <w:szCs w:val="28"/>
-        </w:rPr>
-        <w:t xml:space="preserve"> массива. Исполь</w:t>
-      </w:r>
-      <w:r>
-        <w:rPr>
-          <w:rFonts w:ascii="Times New Roman" w:hAnsi="Times New Roman" w:cs="Times New Roman"/>
-          <w:sz w:val="28"/>
-          <w:szCs w:val="28"/>
-        </w:rPr>
-        <w:t>зовать функцию для каждой строки двумерного массива размерности 9 на 17.</w:t>
+        <w:t xml:space="preserve"> и количеством положительных элементов одномерного массива. Использовать функцию для каждой строки двумерного массива размерности 9 на 17.</w:t>
       </w:r>
     </w:p>
     <w:p>
@@ -1227,7 +1147,6 @@
           <w:color w:val="FF0000"/>
           <w:sz w:val="28"/>
           <w:szCs w:val="28"/>
-          <w:lang w:val="en-US"/>
         </w:rPr>
       </w:pPr>
       <w:r>
@@ -1239,11 +1158,12 @@
           <w:szCs w:val="28"/>
           <w:lang w:eastAsia="ja-JP"/>
         </w:rPr>
+        <w:lastRenderedPageBreak/>
         <w:drawing>
           <wp:inline distT="0" distB="0" distL="0" distR="0">
-            <wp:extent cx="5940425" cy="4584700"/>
-            <wp:effectExtent l="19050" t="0" r="3175" b="0"/>
-            <wp:docPr id="1" name="Рисунок 0" descr="diagram lab6.png"/>
+            <wp:extent cx="4237990" cy="6409055"/>
+            <wp:effectExtent l="19050" t="0" r="0" b="0"/>
+            <wp:docPr id="4" name="Рисунок 4"/>
             <wp:cNvGraphicFramePr>
               <a:graphicFrameLocks xmlns:a="http://schemas.openxmlformats.org/drawingml/2006/main" noChangeAspect="1"/>
             </wp:cNvGraphicFramePr>
@@ -1251,23 +1171,312 @@
               <a:graphicData uri="http://schemas.openxmlformats.org/drawingml/2006/picture">
                 <pic:pic xmlns:pic="http://schemas.openxmlformats.org/drawingml/2006/picture">
                   <pic:nvPicPr>
-                    <pic:cNvPr id="0" name="diagram lab6.png"/>
-                    <pic:cNvPicPr/>
+                    <pic:cNvPr id="0" name="Picture 4"/>
+                    <pic:cNvPicPr>
+                      <a:picLocks noChangeAspect="1" noChangeArrowheads="1"/>
+                    </pic:cNvPicPr>
                   </pic:nvPicPr>
                   <pic:blipFill>
-                    <a:blip r:embed="rId4" cstate="print"/>
+                    <a:blip r:embed="rId4"/>
+                    <a:srcRect/>
                     <a:stretch>
                       <a:fillRect/>
                     </a:stretch>
                   </pic:blipFill>
-                  <pic:spPr>
+                  <pic:spPr bwMode="auto">
                     <a:xfrm>
                       <a:off x="0" y="0"/>
-                      <a:ext cx="5940425" cy="4584700"/>
+                      <a:ext cx="4237990" cy="6409055"/>
                     </a:xfrm>
                     <a:prstGeom prst="rect">
                       <a:avLst/>
                     </a:prstGeom>
+                    <a:noFill/>
+                    <a:ln w="9525">
+                      <a:noFill/>
+                      <a:miter lim="800000"/>
+                      <a:headEnd/>
+                      <a:tailEnd/>
+                    </a:ln>
+                  </pic:spPr>
+                </pic:pic>
+              </a:graphicData>
+            </a:graphic>
+          </wp:inline>
+        </w:drawing>
+      </w:r>
+      <w:r>
+        <w:rPr>
+          <w:rFonts w:ascii="Times New Roman" w:hAnsi="Times New Roman" w:cs="Times New Roman"/>
+          <w:noProof/>
+          <w:color w:val="FF0000"/>
+          <w:sz w:val="28"/>
+          <w:szCs w:val="28"/>
+          <w:lang w:eastAsia="ja-JP"/>
+        </w:rPr>
+        <w:lastRenderedPageBreak/>
+        <w:drawing>
+          <wp:inline distT="0" distB="0" distL="0" distR="0">
+            <wp:extent cx="5940425" cy="2967303"/>
+            <wp:effectExtent l="19050" t="0" r="3175" b="0"/>
+            <wp:docPr id="7" name="Рисунок 7"/>
+            <wp:cNvGraphicFramePr>
+              <a:graphicFrameLocks xmlns:a="http://schemas.openxmlformats.org/drawingml/2006/main" noChangeAspect="1"/>
+            </wp:cNvGraphicFramePr>
+            <a:graphic xmlns:a="http://schemas.openxmlformats.org/drawingml/2006/main">
+              <a:graphicData uri="http://schemas.openxmlformats.org/drawingml/2006/picture">
+                <pic:pic xmlns:pic="http://schemas.openxmlformats.org/drawingml/2006/picture">
+                  <pic:nvPicPr>
+                    <pic:cNvPr id="0" name="Picture 7"/>
+                    <pic:cNvPicPr>
+                      <a:picLocks noChangeAspect="1" noChangeArrowheads="1"/>
+                    </pic:cNvPicPr>
+                  </pic:nvPicPr>
+                  <pic:blipFill>
+                    <a:blip r:embed="rId5"/>
+                    <a:srcRect/>
+                    <a:stretch>
+                      <a:fillRect/>
+                    </a:stretch>
+                  </pic:blipFill>
+                  <pic:spPr bwMode="auto">
+                    <a:xfrm>
+                      <a:off x="0" y="0"/>
+                      <a:ext cx="5940425" cy="2967303"/>
+                    </a:xfrm>
+                    <a:prstGeom prst="rect">
+                      <a:avLst/>
+                    </a:prstGeom>
+                    <a:noFill/>
+                    <a:ln w="9525">
+                      <a:noFill/>
+                      <a:miter lim="800000"/>
+                      <a:headEnd/>
+                      <a:tailEnd/>
+                    </a:ln>
+                  </pic:spPr>
+                </pic:pic>
+              </a:graphicData>
+            </a:graphic>
+          </wp:inline>
+        </w:drawing>
+      </w:r>
+      <w:r>
+        <w:rPr>
+          <w:rFonts w:ascii="Times New Roman" w:hAnsi="Times New Roman" w:cs="Times New Roman"/>
+          <w:noProof/>
+          <w:color w:val="FF0000"/>
+          <w:sz w:val="28"/>
+          <w:szCs w:val="28"/>
+          <w:lang w:eastAsia="ja-JP"/>
+        </w:rPr>
+        <w:lastRenderedPageBreak/>
+        <w:drawing>
+          <wp:inline distT="0" distB="0" distL="0" distR="0">
+            <wp:extent cx="5048885" cy="6647180"/>
+            <wp:effectExtent l="19050" t="0" r="0" b="0"/>
+            <wp:docPr id="10" name="Рисунок 10"/>
+            <wp:cNvGraphicFramePr>
+              <a:graphicFrameLocks xmlns:a="http://schemas.openxmlformats.org/drawingml/2006/main" noChangeAspect="1"/>
+            </wp:cNvGraphicFramePr>
+            <a:graphic xmlns:a="http://schemas.openxmlformats.org/drawingml/2006/main">
+              <a:graphicData uri="http://schemas.openxmlformats.org/drawingml/2006/picture">
+                <pic:pic xmlns:pic="http://schemas.openxmlformats.org/drawingml/2006/picture">
+                  <pic:nvPicPr>
+                    <pic:cNvPr id="0" name="Picture 10"/>
+                    <pic:cNvPicPr>
+                      <a:picLocks noChangeAspect="1" noChangeArrowheads="1"/>
+                    </pic:cNvPicPr>
+                  </pic:nvPicPr>
+                  <pic:blipFill>
+                    <a:blip r:embed="rId6"/>
+                    <a:srcRect/>
+                    <a:stretch>
+                      <a:fillRect/>
+                    </a:stretch>
+                  </pic:blipFill>
+                  <pic:spPr bwMode="auto">
+                    <a:xfrm>
+                      <a:off x="0" y="0"/>
+                      <a:ext cx="5048885" cy="6647180"/>
+                    </a:xfrm>
+                    <a:prstGeom prst="rect">
+                      <a:avLst/>
+                    </a:prstGeom>
+                    <a:noFill/>
+                    <a:ln w="9525">
+                      <a:noFill/>
+                      <a:miter lim="800000"/>
+                      <a:headEnd/>
+                      <a:tailEnd/>
+                    </a:ln>
+                  </pic:spPr>
+                </pic:pic>
+              </a:graphicData>
+            </a:graphic>
+          </wp:inline>
+        </w:drawing>
+      </w:r>
+      <w:r>
+        <w:rPr>
+          <w:rFonts w:ascii="Times New Roman" w:hAnsi="Times New Roman" w:cs="Times New Roman"/>
+          <w:noProof/>
+          <w:color w:val="FF0000"/>
+          <w:sz w:val="28"/>
+          <w:szCs w:val="28"/>
+          <w:lang w:eastAsia="ja-JP"/>
+        </w:rPr>
+        <w:lastRenderedPageBreak/>
+        <w:drawing>
+          <wp:inline distT="0" distB="0" distL="0" distR="0">
+            <wp:extent cx="5940425" cy="2629922"/>
+            <wp:effectExtent l="19050" t="0" r="3175" b="0"/>
+            <wp:docPr id="13" name="Рисунок 13"/>
+            <wp:cNvGraphicFramePr>
+              <a:graphicFrameLocks xmlns:a="http://schemas.openxmlformats.org/drawingml/2006/main" noChangeAspect="1"/>
+            </wp:cNvGraphicFramePr>
+            <a:graphic xmlns:a="http://schemas.openxmlformats.org/drawingml/2006/main">
+              <a:graphicData uri="http://schemas.openxmlformats.org/drawingml/2006/picture">
+                <pic:pic xmlns:pic="http://schemas.openxmlformats.org/drawingml/2006/picture">
+                  <pic:nvPicPr>
+                    <pic:cNvPr id="0" name="Picture 13"/>
+                    <pic:cNvPicPr>
+                      <a:picLocks noChangeAspect="1" noChangeArrowheads="1"/>
+                    </pic:cNvPicPr>
+                  </pic:nvPicPr>
+                  <pic:blipFill>
+                    <a:blip r:embed="rId7"/>
+                    <a:srcRect/>
+                    <a:stretch>
+                      <a:fillRect/>
+                    </a:stretch>
+                  </pic:blipFill>
+                  <pic:spPr bwMode="auto">
+                    <a:xfrm>
+                      <a:off x="0" y="0"/>
+                      <a:ext cx="5940425" cy="2629922"/>
+                    </a:xfrm>
+                    <a:prstGeom prst="rect">
+                      <a:avLst/>
+                    </a:prstGeom>
+                    <a:noFill/>
+                    <a:ln w="9525">
+                      <a:noFill/>
+                      <a:miter lim="800000"/>
+                      <a:headEnd/>
+                      <a:tailEnd/>
+                    </a:ln>
+                  </pic:spPr>
+                </pic:pic>
+              </a:graphicData>
+            </a:graphic>
+          </wp:inline>
+        </w:drawing>
+      </w:r>
+      <w:r>
+        <w:rPr>
+          <w:rFonts w:ascii="Times New Roman" w:hAnsi="Times New Roman" w:cs="Times New Roman"/>
+          <w:noProof/>
+          <w:color w:val="FF0000"/>
+          <w:sz w:val="28"/>
+          <w:szCs w:val="28"/>
+          <w:lang w:eastAsia="ja-JP"/>
+        </w:rPr>
+        <w:drawing>
+          <wp:inline distT="0" distB="0" distL="0" distR="0">
+            <wp:extent cx="5940425" cy="2757517"/>
+            <wp:effectExtent l="19050" t="0" r="3175" b="0"/>
+            <wp:docPr id="16" name="Рисунок 16"/>
+            <wp:cNvGraphicFramePr>
+              <a:graphicFrameLocks xmlns:a="http://schemas.openxmlformats.org/drawingml/2006/main" noChangeAspect="1"/>
+            </wp:cNvGraphicFramePr>
+            <a:graphic xmlns:a="http://schemas.openxmlformats.org/drawingml/2006/main">
+              <a:graphicData uri="http://schemas.openxmlformats.org/drawingml/2006/picture">
+                <pic:pic xmlns:pic="http://schemas.openxmlformats.org/drawingml/2006/picture">
+                  <pic:nvPicPr>
+                    <pic:cNvPr id="0" name="Picture 16"/>
+                    <pic:cNvPicPr>
+                      <a:picLocks noChangeAspect="1" noChangeArrowheads="1"/>
+                    </pic:cNvPicPr>
+                  </pic:nvPicPr>
+                  <pic:blipFill>
+                    <a:blip r:embed="rId8"/>
+                    <a:srcRect/>
+                    <a:stretch>
+                      <a:fillRect/>
+                    </a:stretch>
+                  </pic:blipFill>
+                  <pic:spPr bwMode="auto">
+                    <a:xfrm>
+                      <a:off x="0" y="0"/>
+                      <a:ext cx="5940425" cy="2757517"/>
+                    </a:xfrm>
+                    <a:prstGeom prst="rect">
+                      <a:avLst/>
+                    </a:prstGeom>
+                    <a:noFill/>
+                    <a:ln w="9525">
+                      <a:noFill/>
+                      <a:miter lim="800000"/>
+                      <a:headEnd/>
+                      <a:tailEnd/>
+                    </a:ln>
+                  </pic:spPr>
+                </pic:pic>
+              </a:graphicData>
+            </a:graphic>
+          </wp:inline>
+        </w:drawing>
+      </w:r>
+      <w:r>
+        <w:rPr>
+          <w:rFonts w:ascii="Times New Roman" w:hAnsi="Times New Roman" w:cs="Times New Roman"/>
+          <w:noProof/>
+          <w:color w:val="FF0000"/>
+          <w:sz w:val="28"/>
+          <w:szCs w:val="28"/>
+          <w:lang w:eastAsia="ja-JP"/>
+        </w:rPr>
+        <w:lastRenderedPageBreak/>
+        <w:drawing>
+          <wp:inline distT="0" distB="0" distL="0" distR="0">
+            <wp:extent cx="4468495" cy="8555355"/>
+            <wp:effectExtent l="19050" t="0" r="8255" b="0"/>
+            <wp:docPr id="3" name="Рисунок 1"/>
+            <wp:cNvGraphicFramePr>
+              <a:graphicFrameLocks xmlns:a="http://schemas.openxmlformats.org/drawingml/2006/main" noChangeAspect="1"/>
+            </wp:cNvGraphicFramePr>
+            <a:graphic xmlns:a="http://schemas.openxmlformats.org/drawingml/2006/main">
+              <a:graphicData uri="http://schemas.openxmlformats.org/drawingml/2006/picture">
+                <pic:pic xmlns:pic="http://schemas.openxmlformats.org/drawingml/2006/picture">
+                  <pic:nvPicPr>
+                    <pic:cNvPr id="0" name="Picture 1"/>
+                    <pic:cNvPicPr>
+                      <a:picLocks noChangeAspect="1" noChangeArrowheads="1"/>
+                    </pic:cNvPicPr>
+                  </pic:nvPicPr>
+                  <pic:blipFill>
+                    <a:blip r:embed="rId9"/>
+                    <a:srcRect/>
+                    <a:stretch>
+                      <a:fillRect/>
+                    </a:stretch>
+                  </pic:blipFill>
+                  <pic:spPr bwMode="auto">
+                    <a:xfrm>
+                      <a:off x="0" y="0"/>
+                      <a:ext cx="4468495" cy="8555355"/>
+                    </a:xfrm>
+                    <a:prstGeom prst="rect">
+                      <a:avLst/>
+                    </a:prstGeom>
+                    <a:noFill/>
+                    <a:ln w="9525">
+                      <a:noFill/>
+                      <a:miter lim="800000"/>
+                      <a:headEnd/>
+                      <a:tailEnd/>
+                    </a:ln>
                   </pic:spPr>
                 </pic:pic>
               </a:graphicData>
@@ -1291,7 +1500,220 @@
           <w:bCs/>
           <w:sz w:val="28"/>
           <w:szCs w:val="28"/>
-          <w:lang w:val="en-US"/>
+        </w:rPr>
+      </w:pPr>
+      <w:r>
+        <w:rPr>
+          <w:rFonts w:ascii="Times New Roman" w:hAnsi="Times New Roman" w:cs="Times New Roman"/>
+          <w:b/>
+          <w:bCs/>
+          <w:noProof/>
+          <w:sz w:val="28"/>
+          <w:szCs w:val="28"/>
+          <w:lang w:eastAsia="ja-JP"/>
+        </w:rPr>
+        <w:lastRenderedPageBreak/>
+        <w:drawing>
+          <wp:inline distT="0" distB="0" distL="0" distR="0">
+            <wp:extent cx="5940425" cy="2757517"/>
+            <wp:effectExtent l="19050" t="0" r="3175" b="0"/>
+            <wp:docPr id="19" name="Рисунок 19"/>
+            <wp:cNvGraphicFramePr>
+              <a:graphicFrameLocks xmlns:a="http://schemas.openxmlformats.org/drawingml/2006/main" noChangeAspect="1"/>
+            </wp:cNvGraphicFramePr>
+            <a:graphic xmlns:a="http://schemas.openxmlformats.org/drawingml/2006/main">
+              <a:graphicData uri="http://schemas.openxmlformats.org/drawingml/2006/picture">
+                <pic:pic xmlns:pic="http://schemas.openxmlformats.org/drawingml/2006/picture">
+                  <pic:nvPicPr>
+                    <pic:cNvPr id="0" name="Picture 19"/>
+                    <pic:cNvPicPr>
+                      <a:picLocks noChangeAspect="1" noChangeArrowheads="1"/>
+                    </pic:cNvPicPr>
+                  </pic:nvPicPr>
+                  <pic:blipFill>
+                    <a:blip r:embed="rId8"/>
+                    <a:srcRect/>
+                    <a:stretch>
+                      <a:fillRect/>
+                    </a:stretch>
+                  </pic:blipFill>
+                  <pic:spPr bwMode="auto">
+                    <a:xfrm>
+                      <a:off x="0" y="0"/>
+                      <a:ext cx="5940425" cy="2757517"/>
+                    </a:xfrm>
+                    <a:prstGeom prst="rect">
+                      <a:avLst/>
+                    </a:prstGeom>
+                    <a:noFill/>
+                    <a:ln w="9525">
+                      <a:noFill/>
+                      <a:miter lim="800000"/>
+                      <a:headEnd/>
+                      <a:tailEnd/>
+                    </a:ln>
+                  </pic:spPr>
+                </pic:pic>
+              </a:graphicData>
+            </a:graphic>
+          </wp:inline>
+        </w:drawing>
+      </w:r>
+      <w:r>
+        <w:rPr>
+          <w:rFonts w:ascii="Times New Roman" w:hAnsi="Times New Roman" w:cs="Times New Roman"/>
+          <w:b/>
+          <w:bCs/>
+          <w:noProof/>
+          <w:sz w:val="28"/>
+          <w:szCs w:val="28"/>
+          <w:lang w:eastAsia="ja-JP"/>
+        </w:rPr>
+        <w:drawing>
+          <wp:inline distT="0" distB="0" distL="0" distR="0">
+            <wp:extent cx="4070985" cy="5104765"/>
+            <wp:effectExtent l="19050" t="0" r="5715" b="0"/>
+            <wp:docPr id="22" name="Рисунок 22"/>
+            <wp:cNvGraphicFramePr>
+              <a:graphicFrameLocks xmlns:a="http://schemas.openxmlformats.org/drawingml/2006/main" noChangeAspect="1"/>
+            </wp:cNvGraphicFramePr>
+            <a:graphic xmlns:a="http://schemas.openxmlformats.org/drawingml/2006/main">
+              <a:graphicData uri="http://schemas.openxmlformats.org/drawingml/2006/picture">
+                <pic:pic xmlns:pic="http://schemas.openxmlformats.org/drawingml/2006/picture">
+                  <pic:nvPicPr>
+                    <pic:cNvPr id="0" name="Picture 22"/>
+                    <pic:cNvPicPr>
+                      <a:picLocks noChangeAspect="1" noChangeArrowheads="1"/>
+                    </pic:cNvPicPr>
+                  </pic:nvPicPr>
+                  <pic:blipFill>
+                    <a:blip r:embed="rId10"/>
+                    <a:srcRect/>
+                    <a:stretch>
+                      <a:fillRect/>
+                    </a:stretch>
+                  </pic:blipFill>
+                  <pic:spPr bwMode="auto">
+                    <a:xfrm>
+                      <a:off x="0" y="0"/>
+                      <a:ext cx="4070985" cy="5104765"/>
+                    </a:xfrm>
+                    <a:prstGeom prst="rect">
+                      <a:avLst/>
+                    </a:prstGeom>
+                    <a:noFill/>
+                    <a:ln w="9525">
+                      <a:noFill/>
+                      <a:miter lim="800000"/>
+                      <a:headEnd/>
+                      <a:tailEnd/>
+                    </a:ln>
+                  </pic:spPr>
+                </pic:pic>
+              </a:graphicData>
+            </a:graphic>
+          </wp:inline>
+        </w:drawing>
+      </w:r>
+      <w:r>
+        <w:rPr>
+          <w:rFonts w:ascii="Times New Roman" w:hAnsi="Times New Roman" w:cs="Times New Roman"/>
+          <w:b/>
+          <w:bCs/>
+          <w:noProof/>
+          <w:sz w:val="28"/>
+          <w:szCs w:val="28"/>
+          <w:lang w:eastAsia="ja-JP"/>
+        </w:rPr>
+        <w:lastRenderedPageBreak/>
+        <w:drawing>
+          <wp:inline distT="0" distB="0" distL="0" distR="0">
+            <wp:extent cx="2966085" cy="4429125"/>
+            <wp:effectExtent l="19050" t="0" r="5715" b="0"/>
+            <wp:docPr id="25" name="Рисунок 25"/>
+            <wp:cNvGraphicFramePr>
+              <a:graphicFrameLocks xmlns:a="http://schemas.openxmlformats.org/drawingml/2006/main" noChangeAspect="1"/>
+            </wp:cNvGraphicFramePr>
+            <a:graphic xmlns:a="http://schemas.openxmlformats.org/drawingml/2006/main">
+              <a:graphicData uri="http://schemas.openxmlformats.org/drawingml/2006/picture">
+                <pic:pic xmlns:pic="http://schemas.openxmlformats.org/drawingml/2006/picture">
+                  <pic:nvPicPr>
+                    <pic:cNvPr id="0" name="Picture 25"/>
+                    <pic:cNvPicPr>
+                      <a:picLocks noChangeAspect="1" noChangeArrowheads="1"/>
+                    </pic:cNvPicPr>
+                  </pic:nvPicPr>
+                  <pic:blipFill>
+                    <a:blip r:embed="rId11"/>
+                    <a:srcRect/>
+                    <a:stretch>
+                      <a:fillRect/>
+                    </a:stretch>
+                  </pic:blipFill>
+                  <pic:spPr bwMode="auto">
+                    <a:xfrm>
+                      <a:off x="0" y="0"/>
+                      <a:ext cx="2966085" cy="4429125"/>
+                    </a:xfrm>
+                    <a:prstGeom prst="rect">
+                      <a:avLst/>
+                    </a:prstGeom>
+                    <a:noFill/>
+                    <a:ln w="9525">
+                      <a:noFill/>
+                      <a:miter lim="800000"/>
+                      <a:headEnd/>
+                      <a:tailEnd/>
+                    </a:ln>
+                  </pic:spPr>
+                </pic:pic>
+              </a:graphicData>
+            </a:graphic>
+          </wp:inline>
+        </w:drawing>
+      </w:r>
+    </w:p>
+    <w:p>
+      <w:pPr>
+        <w:keepNext/>
+        <w:tabs>
+          <w:tab w:val="left" w:pos="6015"/>
+        </w:tabs>
+        <w:spacing w:after="0" w:line="360" w:lineRule="auto"/>
+        <w:ind w:firstLine="709"/>
+        <w:jc w:val="both"/>
+        <w:rPr>
+          <w:rFonts w:ascii="Times New Roman" w:hAnsi="Times New Roman" w:cs="Times New Roman"/>
+          <w:b/>
+          <w:bCs/>
+          <w:sz w:val="28"/>
+          <w:szCs w:val="28"/>
+        </w:rPr>
+      </w:pPr>
+      <w:r>
+        <w:rPr>
+          <w:rFonts w:ascii="Times New Roman" w:hAnsi="Times New Roman" w:cs="Times New Roman"/>
+          <w:b/>
+          <w:bCs/>
+          <w:sz w:val="28"/>
+          <w:szCs w:val="28"/>
+        </w:rPr>
+        <w:t>Реализация программы</w:t>
+      </w:r>
+    </w:p>
+    <w:p>
+      <w:pPr>
+        <w:keepNext/>
+        <w:tabs>
+          <w:tab w:val="left" w:pos="6015"/>
+        </w:tabs>
+        <w:spacing w:after="0" w:line="360" w:lineRule="auto"/>
+        <w:ind w:firstLine="709"/>
+        <w:jc w:val="both"/>
+        <w:rPr>
+          <w:rFonts w:ascii="Times New Roman" w:hAnsi="Times New Roman" w:cs="Times New Roman"/>
+          <w:sz w:val="28"/>
+          <w:szCs w:val="28"/>
         </w:rPr>
       </w:pPr>
     </w:p>
@@ -1306,50 +1728,6 @@
         <w:jc w:val="both"/>
         <w:rPr>
           <w:rFonts w:ascii="Times New Roman" w:hAnsi="Times New Roman" w:cs="Times New Roman"/>
-          <w:b/>
-          <w:bCs/>
-          <w:sz w:val="28"/>
-          <w:szCs w:val="28"/>
-        </w:rPr>
-      </w:pPr>
-      <w:r>
-        <w:rPr>
-          <w:rFonts w:ascii="Times New Roman" w:hAnsi="Times New Roman" w:cs="Times New Roman"/>
-          <w:b/>
-          <w:bCs/>
-          <w:sz w:val="28"/>
-          <w:szCs w:val="28"/>
-        </w:rPr>
-        <w:t>Реализация программы</w:t>
-      </w:r>
-    </w:p>
-    <w:p>
-      <w:pPr>
-        <w:keepNext/>
-        <w:tabs>
-          <w:tab w:val="left" w:pos="6015"/>
-        </w:tabs>
-        <w:spacing w:after="0" w:line="360" w:lineRule="auto"/>
-        <w:ind w:firstLine="709"/>
-        <w:jc w:val="both"/>
-        <w:rPr>
-          <w:rFonts w:ascii="Times New Roman" w:hAnsi="Times New Roman" w:cs="Times New Roman"/>
-          <w:sz w:val="28"/>
-          <w:szCs w:val="28"/>
-        </w:rPr>
-      </w:pPr>
-    </w:p>
-    <w:p>
-      <w:pPr>
-        <w:keepNext/>
-        <w:tabs>
-          <w:tab w:val="left" w:pos="6015"/>
-        </w:tabs>
-        <w:spacing w:after="0" w:line="360" w:lineRule="auto"/>
-        <w:ind w:firstLine="709"/>
-        <w:jc w:val="both"/>
-        <w:rPr>
-          <w:rFonts w:ascii="Times New Roman" w:hAnsi="Times New Roman" w:cs="Times New Roman"/>
           <w:sz w:val="28"/>
           <w:szCs w:val="28"/>
         </w:rPr>
@@ -1399,7 +1777,6 @@
           <w:sz w:val="28"/>
           <w:szCs w:val="28"/>
         </w:rPr>
-        <w:lastRenderedPageBreak/>
         <w:t xml:space="preserve">Таблица 1 – </w:t>
       </w:r>
       <w:r>
@@ -1960,7 +2337,17 @@
                 <w:sz w:val="28"/>
                 <w:szCs w:val="28"/>
               </w:rPr>
-              <w:t>Подсчитывает количество отрицательных и положительных элементов в массиве (через индексацию </w:t>
+              <w:t xml:space="preserve">Подсчитывает количество отрицательных и положительных элементов в массиве (через </w:t>
+            </w:r>
+            <w:r>
+              <w:rPr>
+                <w:rFonts w:ascii="Times New Roman" w:hAnsi="Times New Roman" w:cs="Times New Roman"/>
+                <w:color w:val="000000" w:themeColor="text1"/>
+                <w:sz w:val="28"/>
+                <w:szCs w:val="28"/>
+              </w:rPr>
+              <w:lastRenderedPageBreak/>
+              <w:t>индексацию </w:t>
             </w:r>
             <w:proofErr w:type="spellStart"/>
             <w:r>
@@ -2054,6 +2441,7 @@
                 <w:sz w:val="28"/>
                 <w:szCs w:val="28"/>
               </w:rPr>
+              <w:lastRenderedPageBreak/>
               <w:t>print2DArray</w:t>
             </w:r>
           </w:p>
@@ -2641,7 +3029,6 @@
           <w:sz w:val="28"/>
           <w:szCs w:val="28"/>
         </w:rPr>
-        <w:lastRenderedPageBreak/>
         <w:t xml:space="preserve">Описание переменных </w:t>
       </w:r>
       <w:r>
@@ -3501,6 +3888,7 @@
                 <w:sz w:val="28"/>
                 <w:szCs w:val="28"/>
               </w:rPr>
+              <w:lastRenderedPageBreak/>
               <w:t>testArray</w:t>
             </w:r>
             <w:proofErr w:type="spellEnd"/>
@@ -4629,7 +5017,6 @@
                 <w:sz w:val="28"/>
                 <w:szCs w:val="28"/>
               </w:rPr>
-              <w:lastRenderedPageBreak/>
               <w:t> для тестового массива</w:t>
             </w:r>
           </w:p>
@@ -5330,7 +5717,6 @@
           <w:rFonts w:ascii="Times New Roman" w:hAnsi="Times New Roman" w:cs="Times New Roman"/>
           <w:sz w:val="28"/>
           <w:szCs w:val="28"/>
-          <w:lang w:val="en-US"/>
         </w:rPr>
       </w:pPr>
     </w:p>
@@ -5474,6 +5860,7 @@
                 <w:sz w:val="28"/>
                 <w:szCs w:val="28"/>
               </w:rPr>
+              <w:lastRenderedPageBreak/>
               <w:t>Идентификатор</w:t>
             </w:r>
           </w:p>
@@ -6064,7 +6451,6 @@
           <w:rFonts w:ascii="Times New Roman" w:hAnsi="Times New Roman" w:cs="Times New Roman"/>
           <w:sz w:val="28"/>
           <w:szCs w:val="28"/>
-          <w:lang w:val="en-US"/>
         </w:rPr>
       </w:pPr>
     </w:p>
@@ -6487,7 +6873,6 @@
           <w:rFonts w:ascii="Times New Roman" w:hAnsi="Times New Roman" w:cs="Times New Roman"/>
           <w:sz w:val="28"/>
           <w:szCs w:val="28"/>
-          <w:lang w:val="en-US"/>
         </w:rPr>
       </w:pPr>
     </w:p>
@@ -7094,7 +7479,6 @@
           <w:sz w:val="28"/>
           <w:szCs w:val="28"/>
         </w:rPr>
-        <w:lastRenderedPageBreak/>
         <w:t>Результат</w:t>
       </w:r>
       <w:r>
@@ -7162,7 +7546,7 @@
                     </pic:cNvPicPr>
                   </pic:nvPicPr>
                   <pic:blipFill>
-                    <a:blip r:embed="rId5"/>
+                    <a:blip r:embed="rId12"/>
                     <a:srcRect/>
                     <a:stretch>
                       <a:fillRect/>
@@ -7794,7 +8178,7 @@
   <a:extraClrSchemeLst/>
   <a:extLst>
     <a:ext uri="{05A4C25C-085E-4340-85A3-A5531E510DB2}">
-      <thm15:themeFamily xmlns:thm15="http://schemas.microsoft.com/office/thememl/2012/main" xmlns="" name="Office Theme" id="{62F939B6-93AF-4DB8-9C6B-D6C7DFDC589F}" vid="{4A3C46E8-61CC-4603-A589-7422A47A8E4A}"/>
+      <thm15:themeFamily xmlns="" xmlns:thm15="http://schemas.microsoft.com/office/thememl/2012/main" name="Office Theme" id="{62F939B6-93AF-4DB8-9C6B-D6C7DFDC589F}" vid="{4A3C46E8-61CC-4603-A589-7422A47A8E4A}"/>
     </a:ext>
   </a:extLst>
 </a:theme>
